--- a/src/test/resources/TestDokument.docx
+++ b/src/test/resources/TestDokument.docx
@@ -1,6 +1,6 @@
 
 <file path=word/document.xml><?xml version="1.0" encoding="utf-8"?>
-<w:document xmlns:wpc="http://schemas.microsoft.com/office/word/2010/wordprocessingCanvas" xmlns:cx="http://schemas.microsoft.com/office/drawing/2014/chartex" xmlns:cx1="http://schemas.microsoft.com/office/drawing/2015/9/8/chartex" xmlns:cx2="http://schemas.microsoft.com/office/drawing/2015/10/21/chartex" xmlns:cx3="http://schemas.microsoft.com/office/drawing/2016/5/9/chartex" xmlns:cx4="http://schemas.microsoft.com/office/drawing/2016/5/10/chartex" xmlns:cx5="http://schemas.microsoft.com/office/drawing/2016/5/11/chartex" xmlns:cx6="http://schemas.microsoft.com/office/drawing/2016/5/12/chartex" xmlns:cx7="http://schemas.microsoft.com/office/drawing/2016/5/13/chartex" xmlns:cx8="http://schemas.microsoft.com/office/drawing/2016/5/14/chartex" xmlns:mc="http://schemas.openxmlformats.org/markup-compatibility/2006" xmlns:aink="http://schemas.microsoft.com/office/drawing/2016/ink" xmlns:am3d="http://schemas.microsoft.com/office/drawing/2017/model3d" xmlns:o="urn:schemas-microsoft-com:office:office" xmlns:oel="http://schemas.microsoft.com/office/2019/extlst" xmlns:r="http://schemas.openxmlformats.org/officeDocument/2006/relationships" xmlns:m="http://schemas.openxmlformats.org/officeDocument/2006/math" xmlns:v="urn:schemas-microsoft-com:vml" xmlns:wp14="http://schemas.microsoft.com/office/word/2010/wordprocessingDrawing" xmlns:wp="http://schemas.openxmlformats.org/drawingml/2006/wordprocessingDrawing" xmlns:w10="urn:schemas-microsoft-com:office:word" xmlns:w="http://schemas.openxmlformats.org/wordprocessingml/2006/main" xmlns:w14="http://schemas.microsoft.com/office/word/2010/wordml" xmlns:w15="http://schemas.microsoft.com/office/word/2012/wordml" xmlns:w16cex="http://schemas.microsoft.com/office/word/2018/wordml/cex" xmlns:w16cid="http://schemas.microsoft.com/office/word/2016/wordml/cid" xmlns:w16="http://schemas.microsoft.com/office/word/2018/wordml" xmlns:w16du="http://schemas.microsoft.com/office/word/2023/wordml/word16du" xmlns:w16sdtdh="http://schemas.microsoft.com/office/word/2020/wordml/sdtdatahash" xmlns:w16se="http://schemas.microsoft.com/office/word/2015/wordml/symex" xmlns:wpg="http://schemas.microsoft.com/office/word/2010/wordprocessingGroup" xmlns:wpi="http://schemas.microsoft.com/office/word/2010/wordprocessingInk" xmlns:wne="http://schemas.microsoft.com/office/word/2006/wordml" xmlns:wps="http://schemas.microsoft.com/office/word/2010/wordprocessingShape" mc:Ignorable="w14 w15 w16se w16cid w16 w16cex w16sdtdh w16du wp14">
+<w:document xmlns:wpc="http://schemas.microsoft.com/office/word/2010/wordprocessingCanvas" xmlns:cx="http://schemas.microsoft.com/office/drawing/2014/chartex" xmlns:cx1="http://schemas.microsoft.com/office/drawing/2015/9/8/chartex" xmlns:cx2="http://schemas.microsoft.com/office/drawing/2015/10/21/chartex" xmlns:cx3="http://schemas.microsoft.com/office/drawing/2016/5/9/chartex" xmlns:cx4="http://schemas.microsoft.com/office/drawing/2016/5/10/chartex" xmlns:cx5="http://schemas.microsoft.com/office/drawing/2016/5/11/chartex" xmlns:cx6="http://schemas.microsoft.com/office/drawing/2016/5/12/chartex" xmlns:cx7="http://schemas.microsoft.com/office/drawing/2016/5/13/chartex" xmlns:cx8="http://schemas.microsoft.com/office/drawing/2016/5/14/chartex" xmlns:mc="http://schemas.openxmlformats.org/markup-compatibility/2006" xmlns:aink="http://schemas.microsoft.com/office/drawing/2016/ink" xmlns:am3d="http://schemas.microsoft.com/office/drawing/2017/model3d" xmlns:o="urn:schemas-microsoft-com:office:office" xmlns:oel="http://schemas.microsoft.com/office/2019/extlst" xmlns:r="http://schemas.openxmlformats.org/officeDocument/2006/relationships" xmlns:m="http://schemas.openxmlformats.org/officeDocument/2006/math" xmlns:v="urn:schemas-microsoft-com:vml" xmlns:wp14="http://schemas.microsoft.com/office/word/2010/wordprocessingDrawing" xmlns:wp="http://schemas.openxmlformats.org/drawingml/2006/wordprocessingDrawing" xmlns:w10="urn:schemas-microsoft-com:office:word" xmlns:w="http://schemas.openxmlformats.org/wordprocessingml/2006/main" xmlns:w14="http://schemas.microsoft.com/office/word/2010/wordml" xmlns:w15="http://schemas.microsoft.com/office/word/2012/wordml" xmlns:w16cex="http://schemas.microsoft.com/office/word/2018/wordml/cex" xmlns:w16cid="http://schemas.microsoft.com/office/word/2016/wordml/cid" xmlns:w16="http://schemas.microsoft.com/office/word/2018/wordml" xmlns:w16du="http://schemas.microsoft.com/office/word/2023/wordml/word16du" xmlns:w16sdtdh="http://schemas.microsoft.com/office/word/2020/wordml/sdtdatahash" xmlns:w16sdtfl="http://schemas.microsoft.com/office/word/2024/wordml/sdtformatlock" xmlns:w16se="http://schemas.microsoft.com/office/word/2015/wordml/symex" xmlns:wpg="http://schemas.microsoft.com/office/word/2010/wordprocessingGroup" xmlns:wpi="http://schemas.microsoft.com/office/word/2010/wordprocessingInk" xmlns:wne="http://schemas.microsoft.com/office/word/2006/wordml" xmlns:wps="http://schemas.microsoft.com/office/word/2010/wordprocessingShape" mc:Ignorable="w14 w15 w16se w16cid w16 w16cex w16sdtdh w16sdtfl w16du wp14">
   <w:body>
     <w:p>
       <w:pPr>
@@ -152,6 +152,48 @@
           <w:p>
             <w:r>
               <w:t>Sauer</w:t>
+            </w:r>
+          </w:p>
+        </w:tc>
+      </w:tr>
+      <w:tr>
+        <w:tc>
+          <w:tcPr>
+            <w:tcW w:w="2972" w:type="dxa"/>
+            <w:vMerge w:val="restart"/>
+          </w:tcPr>
+          <w:p>
+            <w:r>
+              <w:t>Geruch</w:t>
+            </w:r>
+          </w:p>
+        </w:tc>
+        <w:tc>
+          <w:tcPr>
+            <w:tcW w:w="6090" w:type="dxa"/>
+          </w:tcPr>
+          <w:p>
+            <w:r>
+              <w:t>Angenehm</w:t>
+            </w:r>
+          </w:p>
+        </w:tc>
+      </w:tr>
+      <w:tr>
+        <w:tc>
+          <w:tcPr>
+            <w:tcW w:w="2972" w:type="dxa"/>
+            <w:vMerge/>
+          </w:tcPr>
+          <w:p/>
+        </w:tc>
+        <w:tc>
+          <w:tcPr>
+            <w:tcW w:w="6090" w:type="dxa"/>
+          </w:tcPr>
+          <w:p>
+            <w:r>
+              <w:t>aromatisch</w:t>
             </w:r>
           </w:p>
         </w:tc>
@@ -328,7 +370,7 @@
             <w10:borderbottom type="single" width="4"/>
             <w10:borderright type="single" width="4"/>
           </v:shape>
-          <o:OLEObject Type="Embed" ProgID="Excel.Sheet.8" ShapeID="_x0000_i1025" DrawAspect="Content" ObjectID="_1782846174" r:id="rId12"/>
+          <o:OLEObject Type="Embed" ProgID="Excel.Sheet.8" ShapeID="_x0000_i1025" DrawAspect="Content" ObjectID="_1823814490" r:id="rId12"/>
         </w:object>
       </w:r>
     </w:p>
@@ -728,6 +770,7 @@
         </w:rPr>
       </w:pPr>
       <w:r>
+        <w:lastRenderedPageBreak/>
         <w:br w:type="page"/>
       </w:r>
     </w:p>
@@ -740,6 +783,7 @@
         </w:numPr>
       </w:pPr>
       <w:r>
+        <w:lastRenderedPageBreak/>
         <w:t>Head 3</w:t>
       </w:r>
     </w:p>
@@ -899,7 +943,7 @@
 </file>
 
 <file path=word/endnotes.xml><?xml version="1.0" encoding="utf-8"?>
-<w:endnotes xmlns:wpc="http://schemas.microsoft.com/office/word/2010/wordprocessingCanvas" xmlns:cx="http://schemas.microsoft.com/office/drawing/2014/chartex" xmlns:cx1="http://schemas.microsoft.com/office/drawing/2015/9/8/chartex" xmlns:cx2="http://schemas.microsoft.com/office/drawing/2015/10/21/chartex" xmlns:cx3="http://schemas.microsoft.com/office/drawing/2016/5/9/chartex" xmlns:cx4="http://schemas.microsoft.com/office/drawing/2016/5/10/chartex" xmlns:cx5="http://schemas.microsoft.com/office/drawing/2016/5/11/chartex" xmlns:cx6="http://schemas.microsoft.com/office/drawing/2016/5/12/chartex" xmlns:cx7="http://schemas.microsoft.com/office/drawing/2016/5/13/chartex" xmlns:cx8="http://schemas.microsoft.com/office/drawing/2016/5/14/chartex" xmlns:mc="http://schemas.openxmlformats.org/markup-compatibility/2006" xmlns:aink="http://schemas.microsoft.com/office/drawing/2016/ink" xmlns:am3d="http://schemas.microsoft.com/office/drawing/2017/model3d" xmlns:o="urn:schemas-microsoft-com:office:office" xmlns:oel="http://schemas.microsoft.com/office/2019/extlst" xmlns:r="http://schemas.openxmlformats.org/officeDocument/2006/relationships" xmlns:m="http://schemas.openxmlformats.org/officeDocument/2006/math" xmlns:v="urn:schemas-microsoft-com:vml" xmlns:wp14="http://schemas.microsoft.com/office/word/2010/wordprocessingDrawing" xmlns:wp="http://schemas.openxmlformats.org/drawingml/2006/wordprocessingDrawing" xmlns:w10="urn:schemas-microsoft-com:office:word" xmlns:w="http://schemas.openxmlformats.org/wordprocessingml/2006/main" xmlns:w14="http://schemas.microsoft.com/office/word/2010/wordml" xmlns:w15="http://schemas.microsoft.com/office/word/2012/wordml" xmlns:w16cex="http://schemas.microsoft.com/office/word/2018/wordml/cex" xmlns:w16cid="http://schemas.microsoft.com/office/word/2016/wordml/cid" xmlns:w16="http://schemas.microsoft.com/office/word/2018/wordml" xmlns:w16du="http://schemas.microsoft.com/office/word/2023/wordml/word16du" xmlns:w16sdtdh="http://schemas.microsoft.com/office/word/2020/wordml/sdtdatahash" xmlns:w16se="http://schemas.microsoft.com/office/word/2015/wordml/symex" xmlns:wpg="http://schemas.microsoft.com/office/word/2010/wordprocessingGroup" xmlns:wpi="http://schemas.microsoft.com/office/word/2010/wordprocessingInk" xmlns:wne="http://schemas.microsoft.com/office/word/2006/wordml" xmlns:wps="http://schemas.microsoft.com/office/word/2010/wordprocessingShape" mc:Ignorable="w14 w15 w16se w16cid w16 w16cex w16sdtdh w16du wp14">
+<w:endnotes xmlns:wpc="http://schemas.microsoft.com/office/word/2010/wordprocessingCanvas" xmlns:cx="http://schemas.microsoft.com/office/drawing/2014/chartex" xmlns:cx1="http://schemas.microsoft.com/office/drawing/2015/9/8/chartex" xmlns:cx2="http://schemas.microsoft.com/office/drawing/2015/10/21/chartex" xmlns:cx3="http://schemas.microsoft.com/office/drawing/2016/5/9/chartex" xmlns:cx4="http://schemas.microsoft.com/office/drawing/2016/5/10/chartex" xmlns:cx5="http://schemas.microsoft.com/office/drawing/2016/5/11/chartex" xmlns:cx6="http://schemas.microsoft.com/office/drawing/2016/5/12/chartex" xmlns:cx7="http://schemas.microsoft.com/office/drawing/2016/5/13/chartex" xmlns:cx8="http://schemas.microsoft.com/office/drawing/2016/5/14/chartex" xmlns:mc="http://schemas.openxmlformats.org/markup-compatibility/2006" xmlns:aink="http://schemas.microsoft.com/office/drawing/2016/ink" xmlns:am3d="http://schemas.microsoft.com/office/drawing/2017/model3d" xmlns:o="urn:schemas-microsoft-com:office:office" xmlns:oel="http://schemas.microsoft.com/office/2019/extlst" xmlns:r="http://schemas.openxmlformats.org/officeDocument/2006/relationships" xmlns:m="http://schemas.openxmlformats.org/officeDocument/2006/math" xmlns:v="urn:schemas-microsoft-com:vml" xmlns:wp14="http://schemas.microsoft.com/office/word/2010/wordprocessingDrawing" xmlns:wp="http://schemas.openxmlformats.org/drawingml/2006/wordprocessingDrawing" xmlns:w10="urn:schemas-microsoft-com:office:word" xmlns:w="http://schemas.openxmlformats.org/wordprocessingml/2006/main" xmlns:w14="http://schemas.microsoft.com/office/word/2010/wordml" xmlns:w15="http://schemas.microsoft.com/office/word/2012/wordml" xmlns:w16cex="http://schemas.microsoft.com/office/word/2018/wordml/cex" xmlns:w16cid="http://schemas.microsoft.com/office/word/2016/wordml/cid" xmlns:w16="http://schemas.microsoft.com/office/word/2018/wordml" xmlns:w16du="http://schemas.microsoft.com/office/word/2023/wordml/word16du" xmlns:w16sdtdh="http://schemas.microsoft.com/office/word/2020/wordml/sdtdatahash" xmlns:w16sdtfl="http://schemas.microsoft.com/office/word/2024/wordml/sdtformatlock" xmlns:w16se="http://schemas.microsoft.com/office/word/2015/wordml/symex" xmlns:wpg="http://schemas.microsoft.com/office/word/2010/wordprocessingGroup" xmlns:wpi="http://schemas.microsoft.com/office/word/2010/wordprocessingInk" xmlns:wne="http://schemas.microsoft.com/office/word/2006/wordml" xmlns:wps="http://schemas.microsoft.com/office/word/2010/wordprocessingShape" mc:Ignorable="w14 w15 w16se w16cid w16 w16cex w16sdtdh w16sdtfl w16du wp14">
   <w:endnote w:type="separator" w:id="-1">
     <w:p>
       <w:pPr>
@@ -924,7 +968,7 @@
 </file>
 
 <file path=word/footer1.xml><?xml version="1.0" encoding="utf-8"?>
-<w:ftr xmlns:wpc="http://schemas.microsoft.com/office/word/2010/wordprocessingCanvas" xmlns:cx="http://schemas.microsoft.com/office/drawing/2014/chartex" xmlns:cx1="http://schemas.microsoft.com/office/drawing/2015/9/8/chartex" xmlns:cx2="http://schemas.microsoft.com/office/drawing/2015/10/21/chartex" xmlns:cx3="http://schemas.microsoft.com/office/drawing/2016/5/9/chartex" xmlns:cx4="http://schemas.microsoft.com/office/drawing/2016/5/10/chartex" xmlns:cx5="http://schemas.microsoft.com/office/drawing/2016/5/11/chartex" xmlns:cx6="http://schemas.microsoft.com/office/drawing/2016/5/12/chartex" xmlns:cx7="http://schemas.microsoft.com/office/drawing/2016/5/13/chartex" xmlns:cx8="http://schemas.microsoft.com/office/drawing/2016/5/14/chartex" xmlns:mc="http://schemas.openxmlformats.org/markup-compatibility/2006" xmlns:aink="http://schemas.microsoft.com/office/drawing/2016/ink" xmlns:am3d="http://schemas.microsoft.com/office/drawing/2017/model3d" xmlns:o="urn:schemas-microsoft-com:office:office" xmlns:oel="http://schemas.microsoft.com/office/2019/extlst" xmlns:r="http://schemas.openxmlformats.org/officeDocument/2006/relationships" xmlns:m="http://schemas.openxmlformats.org/officeDocument/2006/math" xmlns:v="urn:schemas-microsoft-com:vml" xmlns:wp14="http://schemas.microsoft.com/office/word/2010/wordprocessingDrawing" xmlns:wp="http://schemas.openxmlformats.org/drawingml/2006/wordprocessingDrawing" xmlns:w10="urn:schemas-microsoft-com:office:word" xmlns:w="http://schemas.openxmlformats.org/wordprocessingml/2006/main" xmlns:w14="http://schemas.microsoft.com/office/word/2010/wordml" xmlns:w15="http://schemas.microsoft.com/office/word/2012/wordml" xmlns:w16cex="http://schemas.microsoft.com/office/word/2018/wordml/cex" xmlns:w16cid="http://schemas.microsoft.com/office/word/2016/wordml/cid" xmlns:w16="http://schemas.microsoft.com/office/word/2018/wordml" xmlns:w16du="http://schemas.microsoft.com/office/word/2023/wordml/word16du" xmlns:w16sdtdh="http://schemas.microsoft.com/office/word/2020/wordml/sdtdatahash" xmlns:w16se="http://schemas.microsoft.com/office/word/2015/wordml/symex" xmlns:wpg="http://schemas.microsoft.com/office/word/2010/wordprocessingGroup" xmlns:wpi="http://schemas.microsoft.com/office/word/2010/wordprocessingInk" xmlns:wne="http://schemas.microsoft.com/office/word/2006/wordml" xmlns:wps="http://schemas.microsoft.com/office/word/2010/wordprocessingShape" mc:Ignorable="w14 w15 w16se w16cid w16 w16cex w16sdtdh w16du wp14">
+<w:ftr xmlns:wpc="http://schemas.microsoft.com/office/word/2010/wordprocessingCanvas" xmlns:cx="http://schemas.microsoft.com/office/drawing/2014/chartex" xmlns:cx1="http://schemas.microsoft.com/office/drawing/2015/9/8/chartex" xmlns:cx2="http://schemas.microsoft.com/office/drawing/2015/10/21/chartex" xmlns:cx3="http://schemas.microsoft.com/office/drawing/2016/5/9/chartex" xmlns:cx4="http://schemas.microsoft.com/office/drawing/2016/5/10/chartex" xmlns:cx5="http://schemas.microsoft.com/office/drawing/2016/5/11/chartex" xmlns:cx6="http://schemas.microsoft.com/office/drawing/2016/5/12/chartex" xmlns:cx7="http://schemas.microsoft.com/office/drawing/2016/5/13/chartex" xmlns:cx8="http://schemas.microsoft.com/office/drawing/2016/5/14/chartex" xmlns:mc="http://schemas.openxmlformats.org/markup-compatibility/2006" xmlns:aink="http://schemas.microsoft.com/office/drawing/2016/ink" xmlns:am3d="http://schemas.microsoft.com/office/drawing/2017/model3d" xmlns:o="urn:schemas-microsoft-com:office:office" xmlns:oel="http://schemas.microsoft.com/office/2019/extlst" xmlns:r="http://schemas.openxmlformats.org/officeDocument/2006/relationships" xmlns:m="http://schemas.openxmlformats.org/officeDocument/2006/math" xmlns:v="urn:schemas-microsoft-com:vml" xmlns:wp14="http://schemas.microsoft.com/office/word/2010/wordprocessingDrawing" xmlns:wp="http://schemas.openxmlformats.org/drawingml/2006/wordprocessingDrawing" xmlns:w10="urn:schemas-microsoft-com:office:word" xmlns:w="http://schemas.openxmlformats.org/wordprocessingml/2006/main" xmlns:w14="http://schemas.microsoft.com/office/word/2010/wordml" xmlns:w15="http://schemas.microsoft.com/office/word/2012/wordml" xmlns:w16cex="http://schemas.microsoft.com/office/word/2018/wordml/cex" xmlns:w16cid="http://schemas.microsoft.com/office/word/2016/wordml/cid" xmlns:w16="http://schemas.microsoft.com/office/word/2018/wordml" xmlns:w16du="http://schemas.microsoft.com/office/word/2023/wordml/word16du" xmlns:w16sdtdh="http://schemas.microsoft.com/office/word/2020/wordml/sdtdatahash" xmlns:w16sdtfl="http://schemas.microsoft.com/office/word/2024/wordml/sdtformatlock" xmlns:w16se="http://schemas.microsoft.com/office/word/2015/wordml/symex" xmlns:wpg="http://schemas.microsoft.com/office/word/2010/wordprocessingGroup" xmlns:wpi="http://schemas.microsoft.com/office/word/2010/wordprocessingInk" xmlns:wne="http://schemas.microsoft.com/office/word/2006/wordml" xmlns:wps="http://schemas.microsoft.com/office/word/2010/wordprocessingShape" mc:Ignorable="w14 w15 w16se w16cid w16 w16cex w16sdtdh w16sdtfl w16du wp14">
   <w:sdt>
     <w:sdtPr>
       <w:id w:val="1618176465"/>
@@ -933,7 +977,6 @@
         <w:docPartUnique/>
       </w:docPartObj>
     </w:sdtPr>
-    <w:sdtEndPr/>
     <w:sdtContent>
       <w:sdt>
         <w:sdtPr>
@@ -943,7 +986,6 @@
             <w:docPartUnique/>
           </w:docPartObj>
         </w:sdtPr>
-        <w:sdtEndPr/>
         <w:sdtContent>
           <w:p>
             <w:pPr>
@@ -968,7 +1010,7 @@
 </file>
 
 <file path=word/footnotes.xml><?xml version="1.0" encoding="utf-8"?>
-<w:footnotes xmlns:wpc="http://schemas.microsoft.com/office/word/2010/wordprocessingCanvas" xmlns:cx="http://schemas.microsoft.com/office/drawing/2014/chartex" xmlns:cx1="http://schemas.microsoft.com/office/drawing/2015/9/8/chartex" xmlns:cx2="http://schemas.microsoft.com/office/drawing/2015/10/21/chartex" xmlns:cx3="http://schemas.microsoft.com/office/drawing/2016/5/9/chartex" xmlns:cx4="http://schemas.microsoft.com/office/drawing/2016/5/10/chartex" xmlns:cx5="http://schemas.microsoft.com/office/drawing/2016/5/11/chartex" xmlns:cx6="http://schemas.microsoft.com/office/drawing/2016/5/12/chartex" xmlns:cx7="http://schemas.microsoft.com/office/drawing/2016/5/13/chartex" xmlns:cx8="http://schemas.microsoft.com/office/drawing/2016/5/14/chartex" xmlns:mc="http://schemas.openxmlformats.org/markup-compatibility/2006" xmlns:aink="http://schemas.microsoft.com/office/drawing/2016/ink" xmlns:am3d="http://schemas.microsoft.com/office/drawing/2017/model3d" xmlns:o="urn:schemas-microsoft-com:office:office" xmlns:oel="http://schemas.microsoft.com/office/2019/extlst" xmlns:r="http://schemas.openxmlformats.org/officeDocument/2006/relationships" xmlns:m="http://schemas.openxmlformats.org/officeDocument/2006/math" xmlns:v="urn:schemas-microsoft-com:vml" xmlns:wp14="http://schemas.microsoft.com/office/word/2010/wordprocessingDrawing" xmlns:wp="http://schemas.openxmlformats.org/drawingml/2006/wordprocessingDrawing" xmlns:w10="urn:schemas-microsoft-com:office:word" xmlns:w="http://schemas.openxmlformats.org/wordprocessingml/2006/main" xmlns:w14="http://schemas.microsoft.com/office/word/2010/wordml" xmlns:w15="http://schemas.microsoft.com/office/word/2012/wordml" xmlns:w16cex="http://schemas.microsoft.com/office/word/2018/wordml/cex" xmlns:w16cid="http://schemas.microsoft.com/office/word/2016/wordml/cid" xmlns:w16="http://schemas.microsoft.com/office/word/2018/wordml" xmlns:w16du="http://schemas.microsoft.com/office/word/2023/wordml/word16du" xmlns:w16sdtdh="http://schemas.microsoft.com/office/word/2020/wordml/sdtdatahash" xmlns:w16se="http://schemas.microsoft.com/office/word/2015/wordml/symex" xmlns:wpg="http://schemas.microsoft.com/office/word/2010/wordprocessingGroup" xmlns:wpi="http://schemas.microsoft.com/office/word/2010/wordprocessingInk" xmlns:wne="http://schemas.microsoft.com/office/word/2006/wordml" xmlns:wps="http://schemas.microsoft.com/office/word/2010/wordprocessingShape" mc:Ignorable="w14 w15 w16se w16cid w16 w16cex w16sdtdh w16du wp14">
+<w:footnotes xmlns:wpc="http://schemas.microsoft.com/office/word/2010/wordprocessingCanvas" xmlns:cx="http://schemas.microsoft.com/office/drawing/2014/chartex" xmlns:cx1="http://schemas.microsoft.com/office/drawing/2015/9/8/chartex" xmlns:cx2="http://schemas.microsoft.com/office/drawing/2015/10/21/chartex" xmlns:cx3="http://schemas.microsoft.com/office/drawing/2016/5/9/chartex" xmlns:cx4="http://schemas.microsoft.com/office/drawing/2016/5/10/chartex" xmlns:cx5="http://schemas.microsoft.com/office/drawing/2016/5/11/chartex" xmlns:cx6="http://schemas.microsoft.com/office/drawing/2016/5/12/chartex" xmlns:cx7="http://schemas.microsoft.com/office/drawing/2016/5/13/chartex" xmlns:cx8="http://schemas.microsoft.com/office/drawing/2016/5/14/chartex" xmlns:mc="http://schemas.openxmlformats.org/markup-compatibility/2006" xmlns:aink="http://schemas.microsoft.com/office/drawing/2016/ink" xmlns:am3d="http://schemas.microsoft.com/office/drawing/2017/model3d" xmlns:o="urn:schemas-microsoft-com:office:office" xmlns:oel="http://schemas.microsoft.com/office/2019/extlst" xmlns:r="http://schemas.openxmlformats.org/officeDocument/2006/relationships" xmlns:m="http://schemas.openxmlformats.org/officeDocument/2006/math" xmlns:v="urn:schemas-microsoft-com:vml" xmlns:wp14="http://schemas.microsoft.com/office/word/2010/wordprocessingDrawing" xmlns:wp="http://schemas.openxmlformats.org/drawingml/2006/wordprocessingDrawing" xmlns:w10="urn:schemas-microsoft-com:office:word" xmlns:w="http://schemas.openxmlformats.org/wordprocessingml/2006/main" xmlns:w14="http://schemas.microsoft.com/office/word/2010/wordml" xmlns:w15="http://schemas.microsoft.com/office/word/2012/wordml" xmlns:w16cex="http://schemas.microsoft.com/office/word/2018/wordml/cex" xmlns:w16cid="http://schemas.microsoft.com/office/word/2016/wordml/cid" xmlns:w16="http://schemas.microsoft.com/office/word/2018/wordml" xmlns:w16du="http://schemas.microsoft.com/office/word/2023/wordml/word16du" xmlns:w16sdtdh="http://schemas.microsoft.com/office/word/2020/wordml/sdtdatahash" xmlns:w16sdtfl="http://schemas.microsoft.com/office/word/2024/wordml/sdtformatlock" xmlns:w16se="http://schemas.microsoft.com/office/word/2015/wordml/symex" xmlns:wpg="http://schemas.microsoft.com/office/word/2010/wordprocessingGroup" xmlns:wpi="http://schemas.microsoft.com/office/word/2010/wordprocessingInk" xmlns:wne="http://schemas.microsoft.com/office/word/2006/wordml" xmlns:wps="http://schemas.microsoft.com/office/word/2010/wordprocessingShape" mc:Ignorable="w14 w15 w16se w16cid w16 w16cex w16sdtdh w16sdtfl w16du wp14">
   <w:footnote w:type="separator" w:id="-1">
     <w:p>
       <w:pPr>
@@ -993,7 +1035,7 @@
 </file>
 
 <file path=word/numbering.xml><?xml version="1.0" encoding="utf-8"?>
-<w:numbering xmlns:wpc="http://schemas.microsoft.com/office/word/2010/wordprocessingCanvas" xmlns:cx="http://schemas.microsoft.com/office/drawing/2014/chartex" xmlns:cx1="http://schemas.microsoft.com/office/drawing/2015/9/8/chartex" xmlns:cx2="http://schemas.microsoft.com/office/drawing/2015/10/21/chartex" xmlns:cx3="http://schemas.microsoft.com/office/drawing/2016/5/9/chartex" xmlns:cx4="http://schemas.microsoft.com/office/drawing/2016/5/10/chartex" xmlns:cx5="http://schemas.microsoft.com/office/drawing/2016/5/11/chartex" xmlns:cx6="http://schemas.microsoft.com/office/drawing/2016/5/12/chartex" xmlns:cx7="http://schemas.microsoft.com/office/drawing/2016/5/13/chartex" xmlns:cx8="http://schemas.microsoft.com/office/drawing/2016/5/14/chartex" xmlns:mc="http://schemas.openxmlformats.org/markup-compatibility/2006" xmlns:aink="http://schemas.microsoft.com/office/drawing/2016/ink" xmlns:am3d="http://schemas.microsoft.com/office/drawing/2017/model3d" xmlns:o="urn:schemas-microsoft-com:office:office" xmlns:oel="http://schemas.microsoft.com/office/2019/extlst" xmlns:r="http://schemas.openxmlformats.org/officeDocument/2006/relationships" xmlns:m="http://schemas.openxmlformats.org/officeDocument/2006/math" xmlns:v="urn:schemas-microsoft-com:vml" xmlns:wp14="http://schemas.microsoft.com/office/word/2010/wordprocessingDrawing" xmlns:wp="http://schemas.openxmlformats.org/drawingml/2006/wordprocessingDrawing" xmlns:w10="urn:schemas-microsoft-com:office:word" xmlns:w="http://schemas.openxmlformats.org/wordprocessingml/2006/main" xmlns:w14="http://schemas.microsoft.com/office/word/2010/wordml" xmlns:w15="http://schemas.microsoft.com/office/word/2012/wordml" xmlns:w16cex="http://schemas.microsoft.com/office/word/2018/wordml/cex" xmlns:w16cid="http://schemas.microsoft.com/office/word/2016/wordml/cid" xmlns:w16="http://schemas.microsoft.com/office/word/2018/wordml" xmlns:w16du="http://schemas.microsoft.com/office/word/2023/wordml/word16du" xmlns:w16sdtdh="http://schemas.microsoft.com/office/word/2020/wordml/sdtdatahash" xmlns:w16se="http://schemas.microsoft.com/office/word/2015/wordml/symex" xmlns:wpg="http://schemas.microsoft.com/office/word/2010/wordprocessingGroup" xmlns:wpi="http://schemas.microsoft.com/office/word/2010/wordprocessingInk" xmlns:wne="http://schemas.microsoft.com/office/word/2006/wordml" xmlns:wps="http://schemas.microsoft.com/office/word/2010/wordprocessingShape" mc:Ignorable="w14 w15 w16se w16cid w16 w16cex w16sdtdh w16du wp14">
+<w:numbering xmlns:wpc="http://schemas.microsoft.com/office/word/2010/wordprocessingCanvas" xmlns:cx="http://schemas.microsoft.com/office/drawing/2014/chartex" xmlns:cx1="http://schemas.microsoft.com/office/drawing/2015/9/8/chartex" xmlns:cx2="http://schemas.microsoft.com/office/drawing/2015/10/21/chartex" xmlns:cx3="http://schemas.microsoft.com/office/drawing/2016/5/9/chartex" xmlns:cx4="http://schemas.microsoft.com/office/drawing/2016/5/10/chartex" xmlns:cx5="http://schemas.microsoft.com/office/drawing/2016/5/11/chartex" xmlns:cx6="http://schemas.microsoft.com/office/drawing/2016/5/12/chartex" xmlns:cx7="http://schemas.microsoft.com/office/drawing/2016/5/13/chartex" xmlns:cx8="http://schemas.microsoft.com/office/drawing/2016/5/14/chartex" xmlns:mc="http://schemas.openxmlformats.org/markup-compatibility/2006" xmlns:aink="http://schemas.microsoft.com/office/drawing/2016/ink" xmlns:am3d="http://schemas.microsoft.com/office/drawing/2017/model3d" xmlns:o="urn:schemas-microsoft-com:office:office" xmlns:oel="http://schemas.microsoft.com/office/2019/extlst" xmlns:r="http://schemas.openxmlformats.org/officeDocument/2006/relationships" xmlns:m="http://schemas.openxmlformats.org/officeDocument/2006/math" xmlns:v="urn:schemas-microsoft-com:vml" xmlns:wp14="http://schemas.microsoft.com/office/word/2010/wordprocessingDrawing" xmlns:wp="http://schemas.openxmlformats.org/drawingml/2006/wordprocessingDrawing" xmlns:w10="urn:schemas-microsoft-com:office:word" xmlns:w="http://schemas.openxmlformats.org/wordprocessingml/2006/main" xmlns:w14="http://schemas.microsoft.com/office/word/2010/wordml" xmlns:w15="http://schemas.microsoft.com/office/word/2012/wordml" xmlns:w16cex="http://schemas.microsoft.com/office/word/2018/wordml/cex" xmlns:w16cid="http://schemas.microsoft.com/office/word/2016/wordml/cid" xmlns:w16="http://schemas.microsoft.com/office/word/2018/wordml" xmlns:w16du="http://schemas.microsoft.com/office/word/2023/wordml/word16du" xmlns:w16sdtdh="http://schemas.microsoft.com/office/word/2020/wordml/sdtdatahash" xmlns:w16sdtfl="http://schemas.microsoft.com/office/word/2024/wordml/sdtformatlock" xmlns:w16se="http://schemas.microsoft.com/office/word/2015/wordml/symex" xmlns:wpg="http://schemas.microsoft.com/office/word/2010/wordprocessingGroup" xmlns:wpi="http://schemas.microsoft.com/office/word/2010/wordprocessingInk" xmlns:wne="http://schemas.microsoft.com/office/word/2006/wordml" xmlns:wps="http://schemas.microsoft.com/office/word/2010/wordprocessingShape" mc:Ignorable="w14 w15 w16se w16cid w16 w16cex w16sdtdh w16sdtfl w16du wp14">
   <w:abstractNum w:abstractNumId="0" w15:restartNumberingAfterBreak="0">
     <w:nsid w:val="375E4097"/>
     <w:multiLevelType w:val="multilevel"/>
@@ -1354,7 +1396,7 @@
 </file>
 
 <file path=word/styles.xml><?xml version="1.0" encoding="utf-8"?>
-<w:styles xmlns:mc="http://schemas.openxmlformats.org/markup-compatibility/2006" xmlns:r="http://schemas.openxmlformats.org/officeDocument/2006/relationships" xmlns:w="http://schemas.openxmlformats.org/wordprocessingml/2006/main" xmlns:w14="http://schemas.microsoft.com/office/word/2010/wordml" xmlns:w15="http://schemas.microsoft.com/office/word/2012/wordml" xmlns:w16cex="http://schemas.microsoft.com/office/word/2018/wordml/cex" xmlns:w16cid="http://schemas.microsoft.com/office/word/2016/wordml/cid" xmlns:w16="http://schemas.microsoft.com/office/word/2018/wordml" xmlns:w16du="http://schemas.microsoft.com/office/word/2023/wordml/word16du" xmlns:w16sdtdh="http://schemas.microsoft.com/office/word/2020/wordml/sdtdatahash" xmlns:w16se="http://schemas.microsoft.com/office/word/2015/wordml/symex" mc:Ignorable="w14 w15 w16se w16cid w16 w16cex w16sdtdh w16du">
+<w:styles xmlns:mc="http://schemas.openxmlformats.org/markup-compatibility/2006" xmlns:r="http://schemas.openxmlformats.org/officeDocument/2006/relationships" xmlns:w="http://schemas.openxmlformats.org/wordprocessingml/2006/main" xmlns:w14="http://schemas.microsoft.com/office/word/2010/wordml" xmlns:w15="http://schemas.microsoft.com/office/word/2012/wordml" xmlns:w16cex="http://schemas.microsoft.com/office/word/2018/wordml/cex" xmlns:w16cid="http://schemas.microsoft.com/office/word/2016/wordml/cid" xmlns:w16="http://schemas.microsoft.com/office/word/2018/wordml" xmlns:w16du="http://schemas.microsoft.com/office/word/2023/wordml/word16du" xmlns:w16sdtdh="http://schemas.microsoft.com/office/word/2020/wordml/sdtdatahash" xmlns:w16sdtfl="http://schemas.microsoft.com/office/word/2024/wordml/sdtformatlock" xmlns:w16se="http://schemas.microsoft.com/office/word/2015/wordml/symex" mc:Ignorable="w14 w15 w16se w16cid w16 w16cex w16sdtdh w16sdtfl w16du">
   <w:docDefaults>
     <w:rPrDefault>
       <w:rPr>
@@ -2729,6 +2771,30 @@
 </file>
 
 <file path=customXml/item1.xml><?xml version="1.0" encoding="utf-8"?>
+<p:properties xmlns:p="http://schemas.microsoft.com/office/2006/metadata/properties" xmlns:xsi="http://www.w3.org/2001/XMLSchema-instance" xmlns:pc="http://schemas.microsoft.com/office/infopath/2007/PartnerControls">
+  <documentManagement>
+    <TaxCatchAll xmlns="b3b83516-599d-4263-a77e-c7afb57c8268" xsi:nil="true"/>
+    <lcf76f155ced4ddcb4097134ff3c332f xmlns="73dc1c9a-3e42-4000-aada-f365e8e6c355">
+      <Terms xmlns="http://schemas.microsoft.com/office/infopath/2007/PartnerControls"/>
+    </lcf76f155ced4ddcb4097134ff3c332f>
+  </documentManagement>
+</p:properties>
+</file>
+
+<file path=customXml/item2.xml><?xml version="1.0" encoding="utf-8"?>
+<?mso-contentType ?>
+<FormTemplates xmlns="http://schemas.microsoft.com/sharepoint/v3/contenttype/forms">
+  <Display>DocumentLibraryForm</Display>
+  <Edit>DocumentLibraryForm</Edit>
+  <New>DocumentLibraryForm</New>
+</FormTemplates>
+</file>
+
+<file path=customXml/item3.xml><?xml version="1.0" encoding="utf-8"?>
+<b:Sources xmlns:b="http://schemas.openxmlformats.org/officeDocument/2006/bibliography" xmlns="http://schemas.openxmlformats.org/officeDocument/2006/bibliography" SelectedStyle="\APASixthEditionOfficeOnline.xsl" StyleName="APA" Version="6"/>
+</file>
+
+<file path=customXml/item4.xml><?xml version="1.0" encoding="utf-8"?>
 <ct:contentTypeSchema xmlns:ct="http://schemas.microsoft.com/office/2006/metadata/contentType" xmlns:ma="http://schemas.microsoft.com/office/2006/metadata/properties/metaAttributes" ct:_="" ma:_="" ma:contentTypeName="Dokument" ma:contentTypeID="0x010100280CE64F73924048A465CACA181C4713" ma:contentTypeVersion="8" ma:contentTypeDescription="Ein neues Dokument erstellen." ma:contentTypeScope="" ma:versionID="6d29c54d31aefebff6f6195c5b2a1699">
   <xsd:schema xmlns:xsd="http://www.w3.org/2001/XMLSchema" xmlns:xs="http://www.w3.org/2001/XMLSchema" xmlns:p="http://schemas.microsoft.com/office/2006/metadata/properties" xmlns:ns2="73dc1c9a-3e42-4000-aada-f365e8e6c355" xmlns:ns3="b3b83516-599d-4263-a77e-c7afb57c8268" targetNamespace="http://schemas.microsoft.com/office/2006/metadata/properties" ma:root="true" ma:fieldsID="851cee35f3407243222e61b8d200e1e5" ns2:_="" ns3:_="">
     <xsd:import namespace="73dc1c9a-3e42-4000-aada-f365e8e6c355"/>
@@ -2905,31 +2971,34 @@
 </ct:contentTypeSchema>
 </file>
 
-<file path=customXml/item2.xml><?xml version="1.0" encoding="utf-8"?>
-<b:Sources xmlns:b="http://schemas.openxmlformats.org/officeDocument/2006/bibliography" xmlns="http://schemas.openxmlformats.org/officeDocument/2006/bibliography" SelectedStyle="\APASixthEditionOfficeOnline.xsl" StyleName="APA" Version="6"/>
+<file path=customXml/itemProps1.xml><?xml version="1.0" encoding="utf-8"?>
+<ds:datastoreItem xmlns:ds="http://schemas.openxmlformats.org/officeDocument/2006/customXml" ds:itemID="{0637F22F-8CA1-4C46-ABAB-27D637C8BDAE}">
+  <ds:schemaRefs>
+    <ds:schemaRef ds:uri="http://schemas.microsoft.com/office/2006/metadata/properties"/>
+    <ds:schemaRef ds:uri="http://schemas.microsoft.com/office/infopath/2007/PartnerControls"/>
+    <ds:schemaRef ds:uri="b3b83516-599d-4263-a77e-c7afb57c8268"/>
+    <ds:schemaRef ds:uri="73dc1c9a-3e42-4000-aada-f365e8e6c355"/>
+  </ds:schemaRefs>
+</ds:datastoreItem>
 </file>
 
-<file path=customXml/item3.xml><?xml version="1.0" encoding="utf-8"?>
-<?mso-contentType ?>
-<FormTemplates xmlns="http://schemas.microsoft.com/sharepoint/v3/contenttype/forms">
-  <Display>DocumentLibraryForm</Display>
-  <Edit>DocumentLibraryForm</Edit>
-  <New>DocumentLibraryForm</New>
-</FormTemplates>
+<file path=customXml/itemProps2.xml><?xml version="1.0" encoding="utf-8"?>
+<ds:datastoreItem xmlns:ds="http://schemas.openxmlformats.org/officeDocument/2006/customXml" ds:itemID="{B24A0F41-CBD7-481D-B4AD-159A9F4A4F08}">
+  <ds:schemaRefs>
+    <ds:schemaRef ds:uri="http://schemas.microsoft.com/sharepoint/v3/contenttype/forms"/>
+  </ds:schemaRefs>
+</ds:datastoreItem>
 </file>
 
-<file path=customXml/item4.xml><?xml version="1.0" encoding="utf-8"?>
-<p:properties xmlns:p="http://schemas.microsoft.com/office/2006/metadata/properties" xmlns:xsi="http://www.w3.org/2001/XMLSchema-instance" xmlns:pc="http://schemas.microsoft.com/office/infopath/2007/PartnerControls">
-  <documentManagement>
-    <TaxCatchAll xmlns="b3b83516-599d-4263-a77e-c7afb57c8268" xsi:nil="true"/>
-    <lcf76f155ced4ddcb4097134ff3c332f xmlns="73dc1c9a-3e42-4000-aada-f365e8e6c355">
-      <Terms xmlns="http://schemas.microsoft.com/office/infopath/2007/PartnerControls"/>
-    </lcf76f155ced4ddcb4097134ff3c332f>
-  </documentManagement>
-</p:properties>
+<file path=customXml/itemProps3.xml><?xml version="1.0" encoding="utf-8"?>
+<ds:datastoreItem xmlns:ds="http://schemas.openxmlformats.org/officeDocument/2006/customXml" ds:itemID="{03006A3F-F366-4E84-A26C-0FEE60D94253}">
+  <ds:schemaRefs>
+    <ds:schemaRef ds:uri="http://schemas.openxmlformats.org/officeDocument/2006/bibliography"/>
+  </ds:schemaRefs>
+</ds:datastoreItem>
 </file>
 
-<file path=customXml/itemProps1.xml><?xml version="1.0" encoding="utf-8"?>
+<file path=customXml/itemProps4.xml><?xml version="1.0" encoding="utf-8"?>
 <ds:datastoreItem xmlns:ds="http://schemas.openxmlformats.org/officeDocument/2006/customXml" ds:itemID="{3EBE3438-CB39-49D8-A4DF-C1B3D83CCFAE}">
   <ds:schemaRefs>
     <ds:schemaRef ds:uri="http://schemas.microsoft.com/office/2006/metadata/contentType"/>
@@ -2946,31 +3015,4 @@
     <ds:schemaRef ds:uri="http://schemas.microsoft.com/internal/obd"/>
   </ds:schemaRefs>
 </ds:datastoreItem>
-</file>
-
-<file path=customXml/itemProps2.xml><?xml version="1.0" encoding="utf-8"?>
-<ds:datastoreItem xmlns:ds="http://schemas.openxmlformats.org/officeDocument/2006/customXml" ds:itemID="{03006A3F-F366-4E84-A26C-0FEE60D94253}">
-  <ds:schemaRefs>
-    <ds:schemaRef ds:uri="http://schemas.openxmlformats.org/officeDocument/2006/bibliography"/>
-  </ds:schemaRefs>
-</ds:datastoreItem>
-</file>
-
-<file path=customXml/itemProps3.xml><?xml version="1.0" encoding="utf-8"?>
-<ds:datastoreItem xmlns:ds="http://schemas.openxmlformats.org/officeDocument/2006/customXml" ds:itemID="{B24A0F41-CBD7-481D-B4AD-159A9F4A4F08}">
-  <ds:schemaRefs>
-    <ds:schemaRef ds:uri="http://schemas.microsoft.com/sharepoint/v3/contenttype/forms"/>
-  </ds:schemaRefs>
-</ds:datastoreItem>
-</file>
-
-<file path=customXml/itemProps4.xml><?xml version="1.0" encoding="utf-8"?>
-<ds:datastoreItem xmlns:ds="http://schemas.openxmlformats.org/officeDocument/2006/customXml" ds:itemID="{0637F22F-8CA1-4C46-ABAB-27D637C8BDAE}">
-  <ds:schemaRefs>
-    <ds:schemaRef ds:uri="http://schemas.microsoft.com/office/2006/metadata/properties"/>
-    <ds:schemaRef ds:uri="http://schemas.microsoft.com/office/infopath/2007/PartnerControls"/>
-    <ds:schemaRef ds:uri="b3b83516-599d-4263-a77e-c7afb57c8268"/>
-    <ds:schemaRef ds:uri="73dc1c9a-3e42-4000-aada-f365e8e6c355"/>
-  </ds:schemaRefs>
-</ds:datastoreItem>
 </file>